--- a/hin/docx/57.content.docx
+++ b/hin/docx/57.content.docx
@@ -19,7 +19,7 @@
         <w:rPr>
           <w:lang w:val="hi_IN" w:bidi="hi_IN"/>
         </w:rPr>
-        <w:t>Resource: अध्ययन नोट्स - पुस्तक परिचय (टिंडेल)</w:t>
+        <w:t>Resource: Tyndale Open Study Notes</w:t>
       </w:r>
       <w:r>
         <w:rPr>
@@ -112,7 +112,7 @@
         <w:rPr>
           <w:lang w:val="hi_IN" w:bidi="hi_IN"/>
         </w:rPr>
-        <w:t>अध्ययन नोट्स - पुस्तक परिचय (टिंडेल)</w:t>
+        <w:t>Tyndale Open Study Notes</w:t>
       </w:r>
     </w:p>
     <w:p>

--- a/hin/docx/57.content.docx
+++ b/hin/docx/57.content.docx
@@ -19,7 +19,7 @@
         <w:rPr>
           <w:lang w:val="hi_IN" w:bidi="hi_IN"/>
         </w:rPr>
-        <w:t>Resource: Tyndale Open Study Notes</w:t>
+        <w:t>Resource: Aquifer Open Study Notes (Book Intros)</w:t>
       </w:r>
       <w:r>
         <w:rPr>
@@ -112,7 +112,7 @@
         <w:rPr>
           <w:lang w:val="hi_IN" w:bidi="hi_IN"/>
         </w:rPr>
-        <w:t>Tyndale Open Study Notes</w:t>
+        <w:t>Aquifer Open Study Notes (Book Intros)</w:t>
       </w:r>
     </w:p>
     <w:p>

--- a/hin/docx/57.content.docx
+++ b/hin/docx/57.content.docx
@@ -311,36 +311,24 @@
         </w:rPr>
         <w:t>पौलुस फिलेमोन को प्रोत्साहित करते हैं कि वह उनेसिमुस को अब केवल एक दास के रूप में नहीं, बल्कि मसीह में एक सच्चे भाई के रूप में व्यवहार करें। अपनी पारम्परिक शुरुआत अभिवादन शैली (</w:t>
       </w:r>
-      <w:hyperlink r:id="rId13">
-        <w:r>
-          <w:rPr>
-            <w:lang w:val="hi_IN" w:bidi="hi_IN"/>
-          </w:rPr>
-          <w:rPr>
-            <w:color w:val="0000EE"/>
-            <w:u w:val="single"/>
-          </w:rPr>
-          <w:t>1:1–3</w:t>
-        </w:r>
-      </w:hyperlink>
+      <w:r>
+        <w:rPr>
+          <w:lang w:val="hi_IN" w:bidi="hi_IN"/>
+        </w:rPr>
+        <w:t>1:1–3</w:t>
+      </w:r>
       <w:r>
         <w:rPr>
           <w:lang w:val="hi_IN" w:bidi="hi_IN"/>
         </w:rPr>
         <w:t>) का उपयोग करते हुए, पौलुस स्वयं का परिचय देते हैं, फिलेमोन, और उनके परिवार और उनके घर में एकत्रित होने वाली कलीसिया का अभिवादन करते हैं, तथा उन पर अनुग्रह और शान्ति की प्रार्थना करते हैं। फिर पौलुस फिलेमोन के लिये परमेश्वर का धन्यवाद करते हैं, विशेषकर प्रभु यीशु में उनका विश्वास और परमेश्वर के अनेकों लोगों के प्रति प्रकट किए गए उनके प्रेम के लिये (</w:t>
       </w:r>
-      <w:hyperlink r:id="rId14">
-        <w:r>
-          <w:rPr>
-            <w:lang w:val="hi_IN" w:bidi="hi_IN"/>
-          </w:rPr>
-          <w:rPr>
-            <w:color w:val="0000EE"/>
-            <w:u w:val="single"/>
-          </w:rPr>
-          <w:t>1:4–7</w:t>
-        </w:r>
-      </w:hyperlink>
+      <w:r>
+        <w:rPr>
+          <w:lang w:val="hi_IN" w:bidi="hi_IN"/>
+        </w:rPr>
+        <w:t>1:4–7</w:t>
+      </w:r>
       <w:r>
         <w:rPr>
           <w:lang w:val="hi_IN" w:bidi="hi_IN"/>
@@ -361,18 +349,12 @@
         </w:rPr>
         <w:t>पौलुस फिर उनेसिमुस के लिये विनती करते हैं (</w:t>
       </w:r>
-      <w:hyperlink r:id="rId15">
-        <w:r>
-          <w:rPr>
-            <w:lang w:val="hi_IN" w:bidi="hi_IN"/>
-          </w:rPr>
-          <w:rPr>
-            <w:color w:val="0000EE"/>
-            <w:u w:val="single"/>
-          </w:rPr>
-          <w:t>1:8–22</w:t>
-        </w:r>
-      </w:hyperlink>
+      <w:r>
+        <w:rPr>
+          <w:lang w:val="hi_IN" w:bidi="hi_IN"/>
+        </w:rPr>
+        <w:t>1:8–22</w:t>
+      </w:r>
       <w:r>
         <w:rPr>
           <w:lang w:val="hi_IN" w:bidi="hi_IN"/>
@@ -393,18 +375,12 @@
         </w:rPr>
         <w:t>पत्री अपनी परम्परागत रीति से समाप्त होती है (</w:t>
       </w:r>
-      <w:hyperlink r:id="rId16">
-        <w:r>
-          <w:rPr>
-            <w:lang w:val="hi_IN" w:bidi="hi_IN"/>
-          </w:rPr>
-          <w:rPr>
-            <w:color w:val="0000EE"/>
-            <w:u w:val="single"/>
-          </w:rPr>
-          <w:t>1:23–25</w:t>
-        </w:r>
-      </w:hyperlink>
+      <w:r>
+        <w:rPr>
+          <w:lang w:val="hi_IN" w:bidi="hi_IN"/>
+        </w:rPr>
+        <w:t>1:23–25</w:t>
+      </w:r>
       <w:r>
         <w:rPr>
           <w:lang w:val="hi_IN" w:bidi="hi_IN"/>
@@ -526,36 +502,24 @@
         </w:rPr>
         <w:t xml:space="preserve">मसीह की कलीसिया में पारम्परिक सामाजिक भेदभाव, जैसे दास और स्वामी के बीच का सम्बंध, समाप्त हो जाना चाहिए। हमें सभी मसीही विश्वासियों के प्रति सच्चा प्रेम दिखाना चाहिए, चाहे उनकी आर्थिक या सांस्कृतिक स्थिति, शिक्षा, जातीयता या लिंग कुछ भी हो (देखें </w:t>
       </w:r>
-      <w:hyperlink r:id="rId17">
-        <w:r>
-          <w:rPr>
-            <w:lang w:val="hi_IN" w:bidi="hi_IN"/>
-          </w:rPr>
-          <w:rPr>
-            <w:color w:val="0000EE"/>
-            <w:u w:val="single"/>
-          </w:rPr>
-          <w:t>गला 3:28</w:t>
-        </w:r>
-      </w:hyperlink>
+      <w:r>
+        <w:rPr>
+          <w:lang w:val="hi_IN" w:bidi="hi_IN"/>
+        </w:rPr>
+        <w:t>गला 3:28</w:t>
+      </w:r>
       <w:r>
         <w:rPr>
           <w:lang w:val="hi_IN" w:bidi="hi_IN"/>
         </w:rPr>
         <w:t xml:space="preserve">; </w:t>
       </w:r>
-      <w:hyperlink r:id="rId18">
-        <w:r>
-          <w:rPr>
-            <w:lang w:val="hi_IN" w:bidi="hi_IN"/>
-          </w:rPr>
-          <w:rPr>
-            <w:color w:val="0000EE"/>
-            <w:u w:val="single"/>
-          </w:rPr>
-          <w:t>कुल 3:11</w:t>
-        </w:r>
-      </w:hyperlink>
+      <w:r>
+        <w:rPr>
+          <w:lang w:val="hi_IN" w:bidi="hi_IN"/>
+        </w:rPr>
+        <w:t>कुल 3:11</w:t>
+      </w:r>
       <w:r>
         <w:rPr>
           <w:lang w:val="hi_IN" w:bidi="hi_IN"/>
